--- a/docs/GeneGenie_Project_Report.docx
+++ b/docs/GeneGenie_Project_Report.docx
@@ -281,7 +281,6 @@
         <w:t>All data sources are free and publicly available</w:t>
       </w:r>
     </w:p>
-    <w:p/>
     <w:p>
       <w:pPr>
         <w:pStyle w:val="Heading1"/>
@@ -290,6 +289,7 @@
         <w:rPr>
           <w:color w:val="0066CC"/>
         </w:rPr>
+        <w:lastRenderedPageBreak/>
         <w:t>2. Related Work &amp; Differentiation</w:t>
       </w:r>
     </w:p>
@@ -1725,12 +1725,6 @@
                 <w:sz w:val="20"/>
               </w:rPr>
               <w:br/>
-            </w:r>
-            <w:r>
-              <w:rPr>
-                <w:sz w:val="20"/>
-              </w:rPr>
-              <w:lastRenderedPageBreak/>
               <w:t>penetrance, BabySeq category</w:t>
             </w:r>
           </w:p>
@@ -1754,7 +1748,6 @@
               <w:rPr>
                 <w:sz w:val="20"/>
               </w:rPr>
-              <w:lastRenderedPageBreak/>
               <w:t>1,515 genes</w:t>
             </w:r>
             <w:r>
@@ -1792,14 +1785,7 @@
                 <w:sz w:val="20"/>
               </w:rPr>
               <w:br/>
-              <w:t xml:space="preserve">newborn alert, V4 </w:t>
-            </w:r>
-            <w:r>
-              <w:rPr>
-                <w:sz w:val="20"/>
-              </w:rPr>
-              <w:lastRenderedPageBreak/>
-              <w:t>features</w:t>
+              <w:t>newborn alert, V4 features</w:t>
             </w:r>
           </w:p>
         </w:tc>
@@ -1827,7 +1813,6 @@
               <w:rPr>
                 <w:sz w:val="20"/>
               </w:rPr>
-              <w:lastRenderedPageBreak/>
               <w:t>GnomAD v4.1 constraint</w:t>
             </w:r>
             <w:r>
@@ -1960,6 +1945,7 @@
               <w:rPr>
                 <w:sz w:val="20"/>
               </w:rPr>
+              <w:lastRenderedPageBreak/>
               <w:t>ACMG Secondary Findings v3.2</w:t>
             </w:r>
           </w:p>
@@ -2920,7 +2906,6 @@
         <w:rPr>
           <w:color w:val="0066CC"/>
         </w:rPr>
-        <w:lastRenderedPageBreak/>
         <w:t>Feature Engineering (V4 — 426 dimensions)</w:t>
       </w:r>
     </w:p>
@@ -3159,7 +3144,14 @@
               <w:rPr>
                 <w:sz w:val="20"/>
               </w:rPr>
-              <w:t>Fractional overlap of input HPOs with each clinical panel's characteristic HPO set (SEIZ, HYPOTO, CHD, IEM, DERM, HL, REN, SK, COND, PULM, CM, AN_TH, THYR)</w:t>
+              <w:t xml:space="preserve">Fractional overlap of input HPOs with each clinical panel's characteristic HPO set (SEIZ, </w:t>
+            </w:r>
+            <w:r>
+              <w:rPr>
+                <w:sz w:val="20"/>
+              </w:rPr>
+              <w:lastRenderedPageBreak/>
+              <w:t>HYPOTO, CHD, IEM, DERM, HL, REN, SK, COND, PULM, CM, AN_TH, THYR)</w:t>
             </w:r>
           </w:p>
         </w:tc>
@@ -3187,6 +3179,7 @@
               <w:rPr>
                 <w:sz w:val="20"/>
               </w:rPr>
+              <w:lastRenderedPageBreak/>
               <w:t>Gene Attributes</w:t>
             </w:r>
           </w:p>
@@ -4180,6 +4173,7 @@
           <w:color w:val="1A2A3A"/>
           <w:sz w:val="20"/>
         </w:rPr>
+        <w:lastRenderedPageBreak/>
         <w:t>combined_similarity = 0.6 × cosine(Q, D) + 0.4 × jaccard(Q, D)</w:t>
       </w:r>
       <w:r>
@@ -5003,7 +4997,11 @@
         <w:spacing w:after="120"/>
       </w:pPr>
       <w:r>
-        <w:t>500 rare diseases (top by HPO coverage from 12,671 total) are embedded in 2D space using UMAP (Jaccard metric on binary HPO profiles). Louvain community detection identifies 4 phenotypically coherent disease clusters. The interactive map (plotly_disease_map.html) allows clinicians to explore disease neighborhoods and understand phenotypic overlap.</w:t>
+        <w:t xml:space="preserve">500 rare diseases (top by HPO coverage from 12,671 total) are embedded in 2D space using UMAP (Jaccard metric on binary HPO profiles). Louvain community detection identifies 4 phenotypically </w:t>
+      </w:r>
+      <w:r>
+        <w:lastRenderedPageBreak/>
+        <w:t>coherent disease clusters. The interactive map (plotly_disease_map.html) allows clinicians to explore disease neighborhoods and understand phenotypic overlap.</w:t>
       </w:r>
     </w:p>
     <w:tbl>
@@ -6474,7 +6472,6 @@
         <w:rPr>
           <w:noProof/>
         </w:rPr>
-        <w:lastRenderedPageBreak/>
         <w:drawing>
           <wp:inline distT="0" distB="0" distL="0" distR="0" wp14:anchorId="43F6FF01" wp14:editId="75A1ACDD">
             <wp:extent cx="5029200" cy="2475089"/>
@@ -6970,7 +6967,6 @@
         <w:rPr>
           <w:noProof/>
         </w:rPr>
-        <w:lastRenderedPageBreak/>
         <w:drawing>
           <wp:inline distT="0" distB="0" distL="0" distR="0" wp14:anchorId="5671A2E1" wp14:editId="608270AC">
             <wp:extent cx="5029200" cy="4183956"/>
@@ -7346,7 +7342,6 @@
               <w:rPr>
                 <w:sz w:val="20"/>
               </w:rPr>
-              <w:lastRenderedPageBreak/>
               <w:t>Infantile Spasms + Dev Delay</w:t>
             </w:r>
           </w:p>
@@ -7467,6 +7462,7 @@
               <w:rPr>
                 <w:sz w:val="20"/>
               </w:rPr>
+              <w:lastRenderedPageBreak/>
               <w:t>Neonatal Cardiac + Facial</w:t>
             </w:r>
           </w:p>
@@ -8062,11 +8058,7 @@
         <w:t xml:space="preserve">3. Three-Tier Gene Actionability Index: </w:t>
       </w:r>
       <w:r>
-        <w:t xml:space="preserve">Combines BabySeq evidence grades (Definitive/Strong/Moderate/Limited), ACMG Secondary Findings v3.2 (71 genes), and GnomAD </w:t>
-      </w:r>
-      <w:r>
-        <w:lastRenderedPageBreak/>
-        <w:t>v4.1 pLI/LOEUF into a single normalised actionability score. First tool to integrate all three sources into a unified clinical priority metric.</w:t>
+        <w:t>Combines BabySeq evidence grades (Definitive/Strong/Moderate/Limited), ACMG Secondary Findings v3.2 (71 genes), and GnomAD v4.1 pLI/LOEUF into a single normalised actionability score. First tool to integrate all three sources into a unified clinical priority metric.</w:t>
       </w:r>
     </w:p>
     <w:p>
@@ -8081,7 +8073,11 @@
         <w:t xml:space="preserve">4. Newborn Alert System (BabySeq Category A): </w:t>
       </w:r>
       <w:r>
-        <w:t>Diseases whose associated genes are classified as BabySeq Category A (884 genes — highly penetrant, pediatric onset, immediately actionable) are flagged with a newborn alert. Also cross-referenced with ACMG SF list for secondary confirmation. Directly addresses neonatal screening gap.</w:t>
+        <w:t xml:space="preserve">Diseases whose associated genes are classified as BabySeq Category A (884 genes — highly penetrant, pediatric onset, immediately actionable) are </w:t>
+      </w:r>
+      <w:r>
+        <w:lastRenderedPageBreak/>
+        <w:t>flagged with a newborn alert. Also cross-referenced with ACMG SF list for secondary confirmation. Directly addresses neonatal screening gap.</w:t>
       </w:r>
     </w:p>
     <w:p>
@@ -9006,7 +9002,6 @@
               <w:rPr>
                 <w:sz w:val="20"/>
               </w:rPr>
-              <w:lastRenderedPageBreak/>
               <w:t>all_diseases_catalog.csv</w:t>
             </w:r>
           </w:p>
@@ -9525,6 +9520,7 @@
               <w:rPr>
                 <w:sz w:val="20"/>
               </w:rPr>
+              <w:lastRenderedPageBreak/>
               <w:t>disease_name_map.json</w:t>
             </w:r>
           </w:p>
@@ -9988,7 +9984,6 @@
         <w:rPr>
           <w:sz w:val="18"/>
         </w:rPr>
-        <w:lastRenderedPageBreak/>
         <w:t>[11]  McInnes L, et al. (2018). UMAP: Uniform Manifold Approximation and Projection. JOSS.</w:t>
       </w:r>
     </w:p>
@@ -10046,7 +10041,7 @@
     </w:p>
     <w:sectPr>
       <w:pgSz w:w="12240" w:h="15840"/>
-      <w:pgMar w:top="1134" w:right="1417" w:bottom="1134" w:left="1417" w:header="720" w:footer="720" w:gutter="0"/>
+      <w:pgMar w:top="851" w:right="1417" w:bottom="851" w:left="1417" w:header="720" w:footer="720" w:gutter="0"/>
       <w:cols w:space="720"/>
       <w:docGrid w:linePitch="360"/>
     </w:sectPr>
